--- a/tests/fixtures/artificial_document.docx
+++ b/tests/fixtures/artificial_document.docx
@@ -418,7 +418,7 @@
         <w:color w:val="61736F"/>
         <w:sz w:val="16"/>
       </w:rPr>
-      <w:t>LIMEBH | FIXTURE DOCX 3D</w:t>
+      <w:t>PREPARADOR | FIXTURE DOCX 3D</w:t>
     </w:r>
   </w:p>
 </w:hdr>
